--- a/初二练习册/学生版/秋08 第8讲平面镜成像 练习册 教师版.docx
+++ b/初二练习册/学生版/秋08 第8讲平面镜成像 练习册 教师版.docx
@@ -355,6 +355,9 @@
       <w:pPr>
         <w:pStyle w:val="af0"/>
         <w:ind w:left="672" w:hanging="672"/>
+        <w:rPr>
+          <w:rFonts w:hint="eastAsia"/>
+        </w:rPr>
       </w:pPr>
       <w:r>
         <w:rPr>
@@ -363,7 +366,7 @@
         <mc:AlternateContent>
           <mc:Choice Requires="wps">
             <w:drawing>
-              <wp:inline distT="0" distB="0" distL="0" distR="0" wp14:anchorId="4A3683B7" wp14:editId="2867F30D">
+              <wp:inline distT="0" distB="0" distL="0" distR="0" wp14:anchorId="4A3683B7" wp14:editId="316988AB">
                 <wp:extent cx="352425" cy="172720"/>
                 <wp:effectExtent l="0" t="0" r="3810" b="0"/>
                 <wp:docPr id="276391755" name="矩形 276391755"/>
@@ -520,13 +523,13 @@
           <w:noProof/>
         </w:rPr>
         <w:drawing>
-          <wp:anchor distT="0" distB="0" distL="114300" distR="114300" simplePos="0" relativeHeight="251658240" behindDoc="0" locked="0" layoutInCell="1" allowOverlap="1" wp14:anchorId="203A303C" wp14:editId="1A991782">
+          <wp:anchor distT="0" distB="0" distL="114300" distR="114300" simplePos="0" relativeHeight="251657728" behindDoc="0" locked="0" layoutInCell="1" allowOverlap="1" wp14:anchorId="203A303C" wp14:editId="1391910D">
             <wp:simplePos x="0" y="0"/>
             <wp:positionH relativeFrom="column">
-              <wp:posOffset>4230599</wp:posOffset>
+              <wp:posOffset>4046220</wp:posOffset>
             </wp:positionH>
             <wp:positionV relativeFrom="paragraph">
-              <wp:posOffset>181204</wp:posOffset>
+              <wp:posOffset>35560</wp:posOffset>
             </wp:positionV>
             <wp:extent cx="857250" cy="942975"/>
             <wp:effectExtent l="0" t="0" r="0" b="9525"/>
@@ -577,6 +580,21 @@
           </wp:anchor>
         </w:drawing>
       </w:r>
+      <w:r>
+        <w:rPr>
+          <w:rFonts w:hint="eastAsia"/>
+        </w:rPr>
+        <w:t>A</w:t>
+      </w:r>
+      <w:r>
+        <w:rPr>
+          <w:rFonts w:hint="eastAsia"/>
+        </w:rPr>
+        <w:t>．水中白色的倒影是光的反射形成的实像</w:t>
+      </w:r>
+      <w:r>
+        <w:tab/>
+      </w:r>
     </w:p>
     <w:p>
       <w:pPr>
@@ -586,13 +604,13 @@
         <w:rPr>
           <w:rFonts w:hint="eastAsia"/>
         </w:rPr>
-        <w:t>A</w:t>
-      </w:r>
-      <w:r>
-        <w:rPr>
-          <w:rFonts w:hint="eastAsia"/>
-        </w:rPr>
-        <w:t>．水中白色的倒影是光的反射形成的实像</w:t>
+        <w:t>B</w:t>
+      </w:r>
+      <w:r>
+        <w:rPr>
+          <w:rFonts w:hint="eastAsia"/>
+        </w:rPr>
+        <w:t>．黑色的影子是光沿直线传播形成的</w:t>
       </w:r>
       <w:r>
         <w:tab/>
@@ -606,27 +624,13 @@
         <w:rPr>
           <w:rFonts w:hint="eastAsia"/>
         </w:rPr>
-        <w:t>B</w:t>
-      </w:r>
-      <w:r>
-        <w:rPr>
-          <w:rFonts w:hint="eastAsia"/>
-        </w:rPr>
-        <w:t>．黑色的影子</w:t>
-      </w:r>
-      <w:proofErr w:type="gramStart"/>
-      <w:r>
-        <w:rPr>
-          <w:rFonts w:hint="eastAsia"/>
-        </w:rPr>
-        <w:t>是光沿直线传播</w:t>
-      </w:r>
-      <w:proofErr w:type="gramEnd"/>
-      <w:r>
-        <w:rPr>
-          <w:rFonts w:hint="eastAsia"/>
-        </w:rPr>
-        <w:t>形成的</w:t>
+        <w:t>C</w:t>
+      </w:r>
+      <w:r>
+        <w:rPr>
+          <w:rFonts w:hint="eastAsia"/>
+        </w:rPr>
+        <w:t>．当白鹤飞离水滩时，它在水中的像会变小</w:t>
       </w:r>
       <w:r>
         <w:tab/>
@@ -640,26 +644,6 @@
         <w:rPr>
           <w:rFonts w:hint="eastAsia"/>
         </w:rPr>
-        <w:t>C</w:t>
-      </w:r>
-      <w:r>
-        <w:rPr>
-          <w:rFonts w:hint="eastAsia"/>
-        </w:rPr>
-        <w:t>．当白鹤飞离水滩时，它在水中的像会变小</w:t>
-      </w:r>
-      <w:r>
-        <w:tab/>
-      </w:r>
-    </w:p>
-    <w:p>
-      <w:pPr>
-        <w:pStyle w:val="123"/>
-      </w:pPr>
-      <w:r>
-        <w:rPr>
-          <w:rFonts w:hint="eastAsia"/>
-        </w:rPr>
         <w:t>D</w:t>
       </w:r>
       <w:r>
@@ -672,19 +656,10 @@
     <w:p>
       <w:pPr>
         <w:pStyle w:val="af3"/>
-      </w:pPr>
-      <w:r>
-        <w:rPr>
-          <w:rFonts w:hint="eastAsia"/>
-        </w:rPr>
-        <w:t>【答案】</w:t>
-      </w:r>
-      <w:r>
-        <w:rPr>
-          <w:rFonts w:hint="eastAsia"/>
-        </w:rPr>
-        <w:t>B</w:t>
-      </w:r>
+        <w:rPr>
+          <w:rFonts w:hint="eastAsia"/>
+        </w:rPr>
+      </w:pPr>
     </w:p>
     <w:p>
       <w:pPr>
@@ -953,28 +928,24 @@
         </w:rPr>
         <w:t>对应的入射角为</w:t>
       </w:r>
-      <w:proofErr w:type="spellStart"/>
       <w:r>
         <w:rPr>
           <w:rFonts w:hint="eastAsia"/>
         </w:rPr>
         <w:t>i</w:t>
       </w:r>
-      <w:proofErr w:type="spellEnd"/>
       <w:r>
         <w:rPr>
           <w:rFonts w:hint="eastAsia"/>
         </w:rPr>
         <w:t>，∠</w:t>
       </w:r>
-      <w:proofErr w:type="spellStart"/>
       <w:r>
         <w:rPr>
           <w:rFonts w:hint="eastAsia"/>
         </w:rPr>
         <w:t>i</w:t>
       </w:r>
-      <w:proofErr w:type="spellEnd"/>
       <w:r>
         <w:rPr>
           <w:rFonts w:hint="eastAsia"/>
@@ -1238,6 +1209,7 @@
     <w:p>
       <w:pPr>
         <w:pStyle w:val="123"/>
+        <w:jc w:val="center"/>
       </w:pPr>
       <w:r>
         <w:rPr>
@@ -1245,9 +1217,9 @@
           <w:noProof/>
         </w:rPr>
         <w:drawing>
-          <wp:inline distT="0" distB="0" distL="0" distR="0" wp14:anchorId="422C94C0" wp14:editId="43536430">
-            <wp:extent cx="2106295" cy="1047115"/>
-            <wp:effectExtent l="0" t="0" r="9525" b="0"/>
+          <wp:inline distT="0" distB="0" distL="0" distR="0" wp14:anchorId="422C94C0" wp14:editId="62A14E73">
+            <wp:extent cx="1517650" cy="754478"/>
+            <wp:effectExtent l="0" t="0" r="6350" b="7620"/>
             <wp:docPr id="6" name="图片24" descr="菁优网：http://www.jyeoo.com"/>
             <wp:cNvGraphicFramePr>
               <a:graphicFrameLocks xmlns:a="http://schemas.openxmlformats.org/drawingml/2006/main" noChangeAspect="1"/>
@@ -1270,7 +1242,7 @@
                   <pic:spPr>
                     <a:xfrm>
                       <a:off x="0" y="0"/>
-                      <a:ext cx="2106295" cy="1047115"/>
+                      <a:ext cx="1534744" cy="762976"/>
                     </a:xfrm>
                     <a:prstGeom prst="rect">
                       <a:avLst/>
@@ -1290,133 +1262,6 @@
           <w:rFonts w:hint="eastAsia"/>
         </w:rPr>
       </w:pPr>
-      <w:r>
-        <w:rPr>
-          <w:rFonts w:hint="eastAsia"/>
-        </w:rPr>
-        <w:t>【答案】（</w:t>
-      </w:r>
-      <w:r>
-        <w:rPr>
-          <w:rFonts w:hint="eastAsia"/>
-        </w:rPr>
-        <w:t>1</w:t>
-      </w:r>
-      <w:r>
-        <w:rPr>
-          <w:rFonts w:hint="eastAsia"/>
-        </w:rPr>
-        <w:t>）</w:t>
-      </w:r>
-      <w:r>
-        <w:rPr>
-          <w:rFonts w:hint="eastAsia"/>
-        </w:rPr>
-        <w:t>90</w:t>
-      </w:r>
-      <w:r>
-        <w:rPr>
-          <w:rFonts w:hint="eastAsia"/>
-        </w:rPr>
-        <w:t>°﹣</w:t>
-      </w:r>
-      <w:r>
-        <w:rPr>
-          <w:rFonts w:ascii="Cambria Math" w:eastAsia="Cambria Math" w:hAnsi="Cambria Math"/>
-        </w:rPr>
-        <w:t>θ</w:t>
-      </w:r>
-      <w:r>
-        <w:rPr>
-          <w:rFonts w:hint="eastAsia"/>
-        </w:rPr>
-        <w:t>；（</w:t>
-      </w:r>
-      <w:r>
-        <w:rPr>
-          <w:rFonts w:hint="eastAsia"/>
-        </w:rPr>
-        <w:t>2</w:t>
-      </w:r>
-      <w:r>
-        <w:rPr>
-          <w:rFonts w:hint="eastAsia"/>
-        </w:rPr>
-        <w:t>）虚；</w:t>
-      </w:r>
-      <w:r>
-        <w:rPr>
-          <w:rFonts w:hint="eastAsia"/>
-          <w:noProof/>
-        </w:rPr>
-        <w:drawing>
-          <wp:inline distT="0" distB="0" distL="0" distR="0" wp14:anchorId="7137687D" wp14:editId="4B2C13CA">
-            <wp:extent cx="1609344" cy="885051"/>
-            <wp:effectExtent l="0" t="0" r="0" b="0"/>
-            <wp:docPr id="50" name="图片24" descr="菁优网：http://www.jyeoo.com"/>
-            <wp:cNvGraphicFramePr>
-              <a:graphicFrameLocks xmlns:a="http://schemas.openxmlformats.org/drawingml/2006/main" noChangeAspect="1"/>
-            </wp:cNvGraphicFramePr>
-            <a:graphic xmlns:a="http://schemas.openxmlformats.org/drawingml/2006/main">
-              <a:graphicData uri="http://schemas.openxmlformats.org/drawingml/2006/picture">
-                <pic:pic xmlns:pic="http://schemas.openxmlformats.org/drawingml/2006/picture">
-                  <pic:nvPicPr>
-                    <pic:cNvPr id="50" name="图片24" descr="菁优网：http://www.jyeoo.com"/>
-                    <pic:cNvPicPr>
-                      <a:picLocks noChangeAspect="1"/>
-                    </pic:cNvPicPr>
-                  </pic:nvPicPr>
-                  <pic:blipFill>
-                    <a:blip r:embed="rId15" cstate="print"/>
-                    <a:stretch>
-                      <a:fillRect/>
-                    </a:stretch>
-                  </pic:blipFill>
-                  <pic:spPr>
-                    <a:xfrm>
-                      <a:off x="0" y="0"/>
-                      <a:ext cx="1621237" cy="891592"/>
-                    </a:xfrm>
-                    <a:prstGeom prst="rect">
-                      <a:avLst/>
-                    </a:prstGeom>
-                  </pic:spPr>
-                </pic:pic>
-              </a:graphicData>
-            </a:graphic>
-          </wp:inline>
-        </w:drawing>
-      </w:r>
-      <w:r>
-        <w:rPr>
-          <w:rFonts w:hint="eastAsia"/>
-        </w:rPr>
-        <w:t>；（</w:t>
-      </w:r>
-      <w:r>
-        <w:rPr>
-          <w:rFonts w:hint="eastAsia"/>
-        </w:rPr>
-        <w:t>3</w:t>
-      </w:r>
-      <w:r>
-        <w:rPr>
-          <w:rFonts w:hint="eastAsia"/>
-        </w:rPr>
-        <w:t>）</w:t>
-      </w:r>
-      <w:r>
-        <w:rPr>
-          <w:rFonts w:hint="eastAsia"/>
-        </w:rPr>
-        <w:t>C</w:t>
-      </w:r>
-      <w:r>
-        <w:rPr>
-          <w:rFonts w:hint="eastAsia"/>
-        </w:rPr>
-        <w:t>。</w:t>
-      </w:r>
     </w:p>
     <w:p>
       <w:pPr>
@@ -1430,7 +1275,6 @@
         <w:rPr>
           <w:noProof/>
         </w:rPr>
-        <w:lastRenderedPageBreak/>
         <mc:AlternateContent>
           <mc:Choice Requires="wps">
             <w:drawing>
@@ -1588,33 +1432,11 @@
           </mc:Fallback>
         </mc:AlternateContent>
       </w:r>
-      <w:proofErr w:type="gramStart"/>
-      <w:r>
-        <w:rPr>
-          <w:rFonts w:hint="eastAsia"/>
-        </w:rPr>
-        <w:t>一</w:t>
-      </w:r>
-      <w:proofErr w:type="gramEnd"/>
-      <w:r>
-        <w:rPr>
-          <w:rFonts w:hint="eastAsia"/>
-        </w:rPr>
-        <w:t>电子钟放置在甲、乙、丙三个平面鏡前的</w:t>
-      </w:r>
-      <w:proofErr w:type="gramStart"/>
-      <w:r>
-        <w:rPr>
-          <w:rFonts w:hint="eastAsia"/>
-        </w:rPr>
-        <w:t>位置及示数</w:t>
-      </w:r>
-      <w:proofErr w:type="gramEnd"/>
-      <w:r>
-        <w:rPr>
-          <w:rFonts w:hint="eastAsia"/>
-        </w:rPr>
-        <w:t>如图，那通过三个平面鏡看到电子钟的示数，则甲的读数为</w:t>
+      <w:r>
+        <w:rPr>
+          <w:rFonts w:hint="eastAsia"/>
+        </w:rPr>
+        <w:t>一电子钟放置在甲、乙、丙三个平面鏡前的位置及示数如图，那通过三个平面鏡看到电子钟的示数，则甲的读数为</w:t>
       </w:r>
       <w:r>
         <w:rPr>
@@ -1656,15 +1478,16 @@
     <w:p>
       <w:pPr>
         <w:pStyle w:val="123"/>
+        <w:jc w:val="center"/>
       </w:pPr>
       <w:r>
         <w:rPr>
           <w:noProof/>
         </w:rPr>
         <w:drawing>
-          <wp:inline distT="0" distB="0" distL="0" distR="0" wp14:anchorId="1073A740" wp14:editId="2046E26B">
-            <wp:extent cx="1060704" cy="919464"/>
-            <wp:effectExtent l="0" t="0" r="6350" b="0"/>
+          <wp:inline distT="0" distB="0" distL="0" distR="0" wp14:anchorId="1073A740" wp14:editId="456233B8">
+            <wp:extent cx="901028" cy="781050"/>
+            <wp:effectExtent l="0" t="0" r="0" b="0"/>
             <wp:docPr id="1" name="图片 1"/>
             <wp:cNvGraphicFramePr>
               <a:graphicFrameLocks xmlns:a="http://schemas.openxmlformats.org/drawingml/2006/main" noChangeAspect="1"/>
@@ -1679,7 +1502,7 @@
                     </pic:cNvPicPr>
                   </pic:nvPicPr>
                   <pic:blipFill>
-                    <a:blip r:embed="rId16"/>
+                    <a:blip r:embed="rId15"/>
                     <a:stretch>
                       <a:fillRect/>
                     </a:stretch>
@@ -1687,7 +1510,7 @@
                   <pic:spPr>
                     <a:xfrm>
                       <a:off x="0" y="0"/>
-                      <a:ext cx="1074773" cy="931659"/>
+                      <a:ext cx="925526" cy="802286"/>
                     </a:xfrm>
                     <a:prstGeom prst="rect">
                       <a:avLst/>
@@ -1704,63 +1527,7 @@
       <w:pPr>
         <w:pStyle w:val="1230"/>
         <w:ind w:left="588"/>
-        <w:rPr>
-          <w:rFonts w:eastAsiaTheme="majorEastAsia"/>
-          <w:b/>
-          <w:bCs/>
-        </w:rPr>
-      </w:pPr>
-      <w:r>
-        <w:t>【答案】</w:t>
-      </w:r>
-      <w:r>
-        <w:t>12</w:t>
-      </w:r>
-      <w:r>
-        <w:rPr>
-          <w:rFonts w:hint="eastAsia"/>
-        </w:rPr>
-        <w:t>：</w:t>
-      </w:r>
-      <w:r>
-        <w:t>01</w:t>
-      </w:r>
-      <w:r>
-        <w:rPr>
-          <w:rFonts w:hint="eastAsia"/>
-        </w:rPr>
-        <w:t>；</w:t>
-      </w:r>
-      <w:r>
-        <w:t>10</w:t>
-      </w:r>
-      <w:r>
-        <w:rPr>
-          <w:rFonts w:hint="eastAsia"/>
-        </w:rPr>
-        <w:t>：</w:t>
-      </w:r>
-      <w:r>
-        <w:t>51</w:t>
-      </w:r>
-      <w:r>
-        <w:rPr>
-          <w:rFonts w:hint="eastAsia"/>
-        </w:rPr>
-        <w:t>；</w:t>
-      </w:r>
-      <w:r>
-        <w:t>10</w:t>
-      </w:r>
-      <w:r>
-        <w:rPr>
-          <w:rFonts w:hint="eastAsia"/>
-        </w:rPr>
-        <w:t>：</w:t>
-      </w:r>
-      <w:r>
-        <w:t xml:space="preserve">51    </w:t>
-      </w:r>
+      </w:pPr>
     </w:p>
     <w:p>
       <w:pPr>
@@ -1955,21 +1722,7 @@
         <w:rPr>
           <w:rFonts w:hint="eastAsia"/>
         </w:rPr>
-        <w:t>）小</w:t>
-      </w:r>
-      <w:proofErr w:type="gramStart"/>
-      <w:r>
-        <w:rPr>
-          <w:rFonts w:hint="eastAsia"/>
-        </w:rPr>
-        <w:t>红看到</w:t>
-      </w:r>
-      <w:proofErr w:type="gramEnd"/>
-      <w:r>
-        <w:rPr>
-          <w:rFonts w:hint="eastAsia"/>
-        </w:rPr>
-        <w:t>视力表的像是</w:t>
+        <w:t>）小红看到视力表的像是</w:t>
       </w:r>
       <w:r>
         <w:rPr>
@@ -2229,7 +1982,7 @@
                     </pic:cNvPicPr>
                   </pic:nvPicPr>
                   <pic:blipFill>
-                    <a:blip r:embed="rId17" cstate="print"/>
+                    <a:blip r:embed="rId16" cstate="print"/>
                     <a:stretch>
                       <a:fillRect/>
                     </a:stretch>
@@ -2253,61 +2006,10 @@
     <w:p>
       <w:pPr>
         <w:pStyle w:val="af3"/>
-      </w:pPr>
-      <w:r>
-        <w:rPr>
-          <w:rFonts w:hint="eastAsia"/>
-        </w:rPr>
-        <w:t>【答案】（</w:t>
-      </w:r>
-      <w:r>
-        <w:rPr>
-          <w:rFonts w:hint="eastAsia"/>
-        </w:rPr>
-        <w:t>1</w:t>
-      </w:r>
-      <w:r>
-        <w:rPr>
-          <w:rFonts w:hint="eastAsia"/>
-        </w:rPr>
-        <w:t>）虚；一样大；</w:t>
-      </w:r>
-      <w:r>
-        <w:rPr>
-          <w:rFonts w:hint="eastAsia"/>
-        </w:rPr>
-        <w:t>5.5</w:t>
-      </w:r>
-      <w:r>
-        <w:rPr>
-          <w:rFonts w:hint="eastAsia"/>
-        </w:rPr>
-        <w:t>；（</w:t>
-      </w:r>
-      <w:r>
-        <w:rPr>
-          <w:rFonts w:hint="eastAsia"/>
-        </w:rPr>
-        <w:t>2</w:t>
-      </w:r>
-      <w:r>
-        <w:rPr>
-          <w:rFonts w:hint="eastAsia"/>
-        </w:rPr>
-        <w:t>）不变；</w:t>
-      </w:r>
-      <w:r>
-        <w:rPr>
-          <w:rFonts w:hint="eastAsia"/>
-        </w:rPr>
-        <w:t>4.5</w:t>
-      </w:r>
-      <w:r>
-        <w:rPr>
-          <w:rFonts w:hint="eastAsia"/>
-        </w:rPr>
-        <w:t>。</w:t>
-      </w:r>
+        <w:rPr>
+          <w:rFonts w:hint="eastAsia"/>
+        </w:rPr>
+      </w:pPr>
     </w:p>
     <w:p>
       <w:pPr>
@@ -2908,7 +2610,7 @@
                     </pic:cNvPicPr>
                   </pic:nvPicPr>
                   <pic:blipFill>
-                    <a:blip r:embed="rId18" cstate="print"/>
+                    <a:blip r:embed="rId17" cstate="print"/>
                     <a:stretch>
                       <a:fillRect/>
                     </a:stretch>
@@ -2934,169 +2636,11 @@
         <w:spacing w:line="360" w:lineRule="auto"/>
         <w:ind w:leftChars="130" w:left="273"/>
         <w:rPr>
-          <w:rFonts w:ascii="Times New Roman" w:eastAsiaTheme="majorEastAsia" w:hAnsi="Times New Roman" w:cs="Times New Roman"/>
-          <w:b/>
-          <w:bCs/>
-        </w:rPr>
-      </w:pPr>
-      <w:r>
-        <w:rPr>
           <w:rFonts w:ascii="Times New Roman" w:eastAsia="新宋体" w:hAnsi="Times New Roman" w:hint="eastAsia"/>
           <w:color w:val="EE0000"/>
           <w:szCs w:val="21"/>
         </w:rPr>
-        <w:lastRenderedPageBreak/>
-        <w:t>【答案】（</w:t>
-      </w:r>
-      <w:r>
-        <w:rPr>
-          <w:rFonts w:ascii="Times New Roman" w:eastAsia="新宋体" w:hAnsi="Times New Roman" w:hint="eastAsia"/>
-          <w:color w:val="EE0000"/>
-          <w:szCs w:val="21"/>
-        </w:rPr>
-        <w:t>1</w:t>
-      </w:r>
-      <w:r>
-        <w:rPr>
-          <w:rFonts w:ascii="Times New Roman" w:eastAsia="新宋体" w:hAnsi="Times New Roman" w:hint="eastAsia"/>
-          <w:color w:val="EE0000"/>
-          <w:szCs w:val="21"/>
-        </w:rPr>
-        <w:t>）</w:t>
-      </w:r>
-      <w:r>
-        <w:rPr>
-          <w:rFonts w:ascii="Times New Roman" w:eastAsia="新宋体" w:hAnsi="Times New Roman" w:hint="eastAsia"/>
-          <w:noProof/>
-          <w:color w:val="EE0000"/>
-          <w:szCs w:val="21"/>
-        </w:rPr>
-        <w:drawing>
-          <wp:inline distT="0" distB="0" distL="0" distR="0" wp14:anchorId="0B0E0459" wp14:editId="33C98DC5">
-            <wp:extent cx="1913890" cy="969010"/>
-            <wp:effectExtent l="0" t="0" r="7620" b="2540"/>
-            <wp:docPr id="29" name="图片24" descr="菁优网：http://www.jyeoo.com"/>
-            <wp:cNvGraphicFramePr>
-              <a:graphicFrameLocks xmlns:a="http://schemas.openxmlformats.org/drawingml/2006/main" noChangeAspect="1"/>
-            </wp:cNvGraphicFramePr>
-            <a:graphic xmlns:a="http://schemas.openxmlformats.org/drawingml/2006/main">
-              <a:graphicData uri="http://schemas.openxmlformats.org/drawingml/2006/picture">
-                <pic:pic xmlns:pic="http://schemas.openxmlformats.org/drawingml/2006/picture">
-                  <pic:nvPicPr>
-                    <pic:cNvPr id="29" name="图片24" descr="菁优网：http://www.jyeoo.com"/>
-                    <pic:cNvPicPr>
-                      <a:picLocks noChangeAspect="1"/>
-                    </pic:cNvPicPr>
-                  </pic:nvPicPr>
-                  <pic:blipFill>
-                    <a:blip r:embed="rId19" cstate="print"/>
-                    <a:stretch>
-                      <a:fillRect/>
-                    </a:stretch>
-                  </pic:blipFill>
-                  <pic:spPr>
-                    <a:xfrm>
-                      <a:off x="0" y="0"/>
-                      <a:ext cx="1913890" cy="969010"/>
-                    </a:xfrm>
-                    <a:prstGeom prst="rect">
-                      <a:avLst/>
-                    </a:prstGeom>
-                  </pic:spPr>
-                </pic:pic>
-              </a:graphicData>
-            </a:graphic>
-          </wp:inline>
-        </w:drawing>
-      </w:r>
-      <w:r>
-        <w:rPr>
-          <w:rFonts w:ascii="Times New Roman" w:eastAsia="新宋体" w:hAnsi="Times New Roman" w:hint="eastAsia"/>
-          <w:color w:val="EE0000"/>
-          <w:szCs w:val="21"/>
-        </w:rPr>
-        <w:t>；</w:t>
-      </w:r>
-      <w:r>
-        <w:rPr>
-          <w:rFonts w:ascii="Times New Roman" w:eastAsia="新宋体" w:hAnsi="Times New Roman" w:hint="eastAsia"/>
-          <w:color w:val="EE0000"/>
-          <w:szCs w:val="21"/>
-        </w:rPr>
-        <w:t xml:space="preserve"> </w:t>
-      </w:r>
-      <w:r>
-        <w:rPr>
-          <w:rFonts w:ascii="Times New Roman" w:eastAsia="新宋体" w:hAnsi="Times New Roman" w:hint="eastAsia"/>
-          <w:color w:val="EE0000"/>
-          <w:szCs w:val="21"/>
-        </w:rPr>
-        <w:t>（</w:t>
-      </w:r>
-      <w:r>
-        <w:rPr>
-          <w:rFonts w:ascii="Times New Roman" w:eastAsia="新宋体" w:hAnsi="Times New Roman" w:hint="eastAsia"/>
-          <w:color w:val="EE0000"/>
-          <w:szCs w:val="21"/>
-        </w:rPr>
-        <w:t>2</w:t>
-      </w:r>
-      <w:r>
-        <w:rPr>
-          <w:rFonts w:ascii="Times New Roman" w:eastAsia="新宋体" w:hAnsi="Times New Roman" w:hint="eastAsia"/>
-          <w:color w:val="EE0000"/>
-          <w:szCs w:val="21"/>
-        </w:rPr>
-        <w:t>）</w:t>
-      </w:r>
-      <w:r>
-        <w:rPr>
-          <w:rFonts w:ascii="Times New Roman" w:eastAsia="新宋体" w:hAnsi="Times New Roman" w:hint="eastAsia"/>
-          <w:color w:val="EE0000"/>
-          <w:szCs w:val="21"/>
-        </w:rPr>
-        <w:t>3</w:t>
-      </w:r>
-      <w:r>
-        <w:rPr>
-          <w:rFonts w:ascii="Times New Roman" w:eastAsia="新宋体" w:hAnsi="Times New Roman" w:hint="eastAsia"/>
-          <w:color w:val="EE0000"/>
-          <w:szCs w:val="21"/>
-        </w:rPr>
-        <w:t>；</w:t>
-      </w:r>
-      <w:r>
-        <w:rPr>
-          <w:rFonts w:ascii="Times New Roman" w:eastAsia="新宋体" w:hAnsi="Times New Roman" w:hint="eastAsia"/>
-          <w:color w:val="EE0000"/>
-          <w:szCs w:val="21"/>
-        </w:rPr>
-        <w:t xml:space="preserve"> </w:t>
-      </w:r>
-      <w:r>
-        <w:rPr>
-          <w:rFonts w:ascii="Times New Roman" w:eastAsia="新宋体" w:hAnsi="Times New Roman" w:hint="eastAsia"/>
-          <w:color w:val="EE0000"/>
-          <w:szCs w:val="21"/>
-        </w:rPr>
-        <w:t>（</w:t>
-      </w:r>
-      <w:r>
-        <w:rPr>
-          <w:rFonts w:ascii="Times New Roman" w:eastAsia="新宋体" w:hAnsi="Times New Roman" w:hint="eastAsia"/>
-          <w:color w:val="EE0000"/>
-          <w:szCs w:val="21"/>
-        </w:rPr>
-        <w:t>3</w:t>
-      </w:r>
-      <w:r>
-        <w:rPr>
-          <w:rFonts w:ascii="Times New Roman" w:eastAsia="新宋体" w:hAnsi="Times New Roman" w:hint="eastAsia"/>
-          <w:color w:val="EE0000"/>
-          <w:szCs w:val="21"/>
-        </w:rPr>
-        <w:t>）不变；不变；不能。</w:t>
-      </w:r>
+      </w:pPr>
     </w:p>
     <w:p>
       <w:pPr>
@@ -3268,21 +2812,7 @@
         <w:rPr>
           <w:rFonts w:hint="eastAsia"/>
         </w:rPr>
-        <w:t>晚上，小明在客厅的窗户玻璃上看到了客厅</w:t>
-      </w:r>
-      <w:proofErr w:type="gramStart"/>
-      <w:r>
-        <w:rPr>
-          <w:rFonts w:hint="eastAsia"/>
-        </w:rPr>
-        <w:t>里边灯</w:t>
-      </w:r>
-      <w:proofErr w:type="gramEnd"/>
-      <w:r>
-        <w:rPr>
-          <w:rFonts w:hint="eastAsia"/>
-        </w:rPr>
-        <w:t>的像，水平向左缓缓推动玻璃窗，则小明通过玻璃所看到的像的运动情况和大小情况是（　　）</w:t>
+        <w:t>晚上，小明在客厅的窗户玻璃上看到了客厅里边灯的像，水平向左缓缓推动玻璃窗，则小明通过玻璃所看到的像的运动情况和大小情况是（　　）</w:t>
       </w:r>
     </w:p>
     <w:p>
@@ -3295,9 +2825,17 @@
           <w:noProof/>
         </w:rPr>
         <w:drawing>
-          <wp:inline distT="0" distB="0" distL="0" distR="0" wp14:anchorId="56508453" wp14:editId="69F1421C">
+          <wp:anchor distT="0" distB="0" distL="114300" distR="114300" simplePos="0" relativeHeight="251659264" behindDoc="0" locked="0" layoutInCell="1" allowOverlap="1" wp14:anchorId="56508453" wp14:editId="5A4EEB23">
+            <wp:simplePos x="0" y="0"/>
+            <wp:positionH relativeFrom="column">
+              <wp:posOffset>3580765</wp:posOffset>
+            </wp:positionH>
+            <wp:positionV relativeFrom="paragraph">
+              <wp:posOffset>45085</wp:posOffset>
+            </wp:positionV>
             <wp:extent cx="1323975" cy="1381125"/>
-            <wp:effectExtent l="0" t="0" r="3810" b="635"/>
+            <wp:effectExtent l="0" t="0" r="9525" b="9525"/>
+            <wp:wrapNone/>
             <wp:docPr id="41" name="图片24" descr="菁优网：http://www.jyeoo.com"/>
             <wp:cNvGraphicFramePr>
               <a:graphicFrameLocks xmlns:a="http://schemas.openxmlformats.org/drawingml/2006/main" noChangeAspect="1"/>
@@ -3312,7 +2850,13 @@
                     </pic:cNvPicPr>
                   </pic:nvPicPr>
                   <pic:blipFill>
-                    <a:blip r:embed="rId20" cstate="print"/>
+                    <a:blip r:embed="rId18" cstate="print">
+                      <a:extLst>
+                        <a:ext uri="{28A0092B-C50C-407E-A947-70E740481C1C}">
+                          <a14:useLocalDpi xmlns:a14="http://schemas.microsoft.com/office/drawing/2010/main" val="0"/>
+                        </a:ext>
+                      </a:extLst>
+                    </a:blip>
                     <a:stretch>
                       <a:fillRect/>
                     </a:stretch>
@@ -3320,7 +2864,7 @@
                   <pic:spPr>
                     <a:xfrm>
                       <a:off x="0" y="0"/>
-                      <a:ext cx="1324510" cy="1381684"/>
+                      <a:ext cx="1323975" cy="1381125"/>
                     </a:xfrm>
                     <a:prstGeom prst="rect">
                       <a:avLst/>
@@ -3329,7 +2873,13 @@
                 </pic:pic>
               </a:graphicData>
             </a:graphic>
-          </wp:inline>
+            <wp14:sizeRelH relativeFrom="page">
+              <wp14:pctWidth>0</wp14:pctWidth>
+            </wp14:sizeRelH>
+            <wp14:sizeRelV relativeFrom="page">
+              <wp14:pctHeight>0</wp14:pctHeight>
+            </wp14:sizeRelV>
+          </wp:anchor>
         </w:drawing>
       </w:r>
     </w:p>
@@ -3414,23 +2964,9 @@
       <w:pPr>
         <w:pStyle w:val="af3"/>
         <w:rPr>
-          <w:rFonts w:eastAsiaTheme="majorEastAsia"/>
-          <w:b/>
-          <w:bCs/>
-        </w:rPr>
-      </w:pPr>
-      <w:r>
-        <w:rPr>
-          <w:rFonts w:hint="eastAsia"/>
-        </w:rPr>
-        <w:t>【答案】</w:t>
-      </w:r>
-      <w:r>
-        <w:rPr>
-          <w:rFonts w:hint="eastAsia"/>
-        </w:rPr>
-        <w:t>C</w:t>
-      </w:r>
+          <w:rFonts w:hint="eastAsia"/>
+        </w:rPr>
+      </w:pPr>
     </w:p>
     <w:p>
       <w:pPr>
@@ -3441,6 +2977,7 @@
         <w:rPr>
           <w:noProof/>
         </w:rPr>
+        <w:lastRenderedPageBreak/>
         <mc:AlternateContent>
           <mc:Choice Requires="wps">
             <w:drawing>
@@ -3639,9 +3176,9 @@
           <w:noProof/>
         </w:rPr>
         <w:drawing>
-          <wp:inline distT="0" distB="0" distL="0" distR="0" wp14:anchorId="678223D5" wp14:editId="06A57F4B">
-            <wp:extent cx="1609090" cy="916940"/>
-            <wp:effectExtent l="0" t="0" r="10160" b="635"/>
+          <wp:inline distT="0" distB="0" distL="0" distR="0" wp14:anchorId="678223D5" wp14:editId="21734F1E">
+            <wp:extent cx="1333500" cy="760196"/>
+            <wp:effectExtent l="0" t="0" r="0" b="1905"/>
             <wp:docPr id="42" name="图片24" descr="菁优网：http://www.jyeoo.com"/>
             <wp:cNvGraphicFramePr>
               <a:graphicFrameLocks xmlns:a="http://schemas.openxmlformats.org/drawingml/2006/main" noChangeAspect="1"/>
@@ -3656,7 +3193,7 @@
                     </pic:cNvPicPr>
                   </pic:nvPicPr>
                   <pic:blipFill>
-                    <a:blip r:embed="rId21" cstate="print"/>
+                    <a:blip r:embed="rId19" cstate="print"/>
                     <a:stretch>
                       <a:fillRect/>
                     </a:stretch>
@@ -3664,7 +3201,7 @@
                   <pic:spPr>
                     <a:xfrm>
                       <a:off x="0" y="0"/>
-                      <a:ext cx="1609347" cy="917450"/>
+                      <a:ext cx="1340716" cy="764310"/>
                     </a:xfrm>
                     <a:prstGeom prst="rect">
                       <a:avLst/>
@@ -3776,7 +3313,7 @@
           <w:rFonts w:hint="eastAsia"/>
           <w:u w:val="single"/>
         </w:rPr>
-        <w:t>80</w:t>
+        <w:t xml:space="preserve">  </w:t>
       </w:r>
       <w:r>
         <w:rPr>
@@ -3808,7 +3345,21 @@
           <w:rFonts w:hint="eastAsia"/>
           <w:u w:val="single"/>
         </w:rPr>
-        <w:t xml:space="preserve">　不变　</w:t>
+        <w:t xml:space="preserve">　</w:t>
+      </w:r>
+      <w:r>
+        <w:rPr>
+          <w:rFonts w:hint="eastAsia"/>
+          <w:u w:val="single"/>
+        </w:rPr>
+        <w:t xml:space="preserve">  </w:t>
+      </w:r>
+      <w:r>
+        <w:rPr>
+          <w:rFonts w:hint="eastAsia"/>
+          <w:u w:val="single"/>
+        </w:rPr>
+        <w:t xml:space="preserve">　</w:t>
       </w:r>
       <w:r>
         <w:rPr>
@@ -3850,7 +3401,21 @@
           <w:rFonts w:hint="eastAsia"/>
           <w:u w:val="single"/>
         </w:rPr>
-        <w:t xml:space="preserve">　能　</w:t>
+        <w:t xml:space="preserve">　</w:t>
+      </w:r>
+      <w:r>
+        <w:rPr>
+          <w:rFonts w:hint="eastAsia"/>
+          <w:u w:val="single"/>
+        </w:rPr>
+        <w:t xml:space="preserve">  </w:t>
+      </w:r>
+      <w:r>
+        <w:rPr>
+          <w:rFonts w:hint="eastAsia"/>
+          <w:u w:val="single"/>
+        </w:rPr>
+        <w:t xml:space="preserve">　</w:t>
       </w:r>
       <w:r>
         <w:rPr>
@@ -3868,83 +3433,6 @@
     <w:p>
       <w:pPr>
         <w:pStyle w:val="af3"/>
-      </w:pPr>
-      <w:r>
-        <w:rPr>
-          <w:rFonts w:hint="eastAsia"/>
-        </w:rPr>
-        <w:t>【答案】（</w:t>
-      </w:r>
-      <w:r>
-        <w:rPr>
-          <w:rFonts w:hint="eastAsia"/>
-        </w:rPr>
-        <w:t>1</w:t>
-      </w:r>
-      <w:r>
-        <w:rPr>
-          <w:rFonts w:hint="eastAsia"/>
-        </w:rPr>
-        <w:t>）见解答；（</w:t>
-      </w:r>
-      <w:r>
-        <w:rPr>
-          <w:rFonts w:hint="eastAsia"/>
-        </w:rPr>
-        <w:t>2</w:t>
-      </w:r>
-      <w:r>
-        <w:rPr>
-          <w:rFonts w:hint="eastAsia"/>
-        </w:rPr>
-        <w:t>）</w:t>
-      </w:r>
-      <w:r>
-        <w:rPr>
-          <w:rFonts w:hint="eastAsia"/>
-        </w:rPr>
-        <w:t>80</w:t>
-      </w:r>
-      <w:r>
-        <w:rPr>
-          <w:rFonts w:hint="eastAsia"/>
-        </w:rPr>
-        <w:t>；不变；（</w:t>
-      </w:r>
-      <w:r>
-        <w:rPr>
-          <w:rFonts w:hint="eastAsia"/>
-        </w:rPr>
-        <w:t>3</w:t>
-      </w:r>
-      <w:r>
-        <w:rPr>
-          <w:rFonts w:hint="eastAsia"/>
-        </w:rPr>
-        <w:t>）能。</w:t>
-      </w:r>
-    </w:p>
-    <w:p>
-      <w:pPr>
-        <w:pStyle w:val="af3"/>
-      </w:pPr>
-    </w:p>
-    <w:p>
-      <w:pPr>
-        <w:pStyle w:val="af3"/>
-      </w:pPr>
-    </w:p>
-    <w:p>
-      <w:pPr>
-        <w:pStyle w:val="af3"/>
-      </w:pPr>
-    </w:p>
-    <w:p>
-      <w:pPr>
-        <w:pStyle w:val="af3"/>
-        <w:rPr>
-          <w:rFonts w:hint="eastAsia"/>
-        </w:rPr>
       </w:pPr>
     </w:p>
     <w:p>
@@ -3956,7 +3444,6 @@
         <w:rPr>
           <w:noProof/>
         </w:rPr>
-        <w:lastRenderedPageBreak/>
         <mc:AlternateContent>
           <mc:Choice Requires="wps">
             <w:drawing>
@@ -4130,21 +3617,7 @@
         <w:rPr>
           <w:rFonts w:hint="eastAsia"/>
         </w:rPr>
-        <w:t>）装有</w:t>
-      </w:r>
-      <w:proofErr w:type="gramStart"/>
-      <w:r>
-        <w:rPr>
-          <w:rFonts w:hint="eastAsia"/>
-        </w:rPr>
-        <w:t>一</w:t>
-      </w:r>
-      <w:proofErr w:type="gramEnd"/>
-      <w:r>
-        <w:rPr>
-          <w:rFonts w:hint="eastAsia"/>
-        </w:rPr>
-        <w:t>激光器。水池中没有水时，激光器发出的光线</w:t>
+        <w:t>）装有一激光器。水池中没有水时，激光器发出的光线</w:t>
       </w:r>
       <w:r>
         <w:rPr>
@@ -4193,9 +3666,9 @@
           <w:noProof/>
         </w:rPr>
         <w:drawing>
-          <wp:inline distT="0" distB="0" distL="0" distR="0" wp14:anchorId="16111CB7" wp14:editId="51599725">
-            <wp:extent cx="3386938" cy="1160886"/>
-            <wp:effectExtent l="0" t="0" r="4445" b="1270"/>
+          <wp:inline distT="0" distB="0" distL="0" distR="0" wp14:anchorId="16111CB7" wp14:editId="2F957D7E">
+            <wp:extent cx="2755900" cy="944595"/>
+            <wp:effectExtent l="0" t="0" r="6350" b="8255"/>
             <wp:docPr id="4" name="图片24" descr="菁优网：http://www.jyeoo.com"/>
             <wp:cNvGraphicFramePr>
               <a:graphicFrameLocks xmlns:a="http://schemas.openxmlformats.org/drawingml/2006/main" noChangeAspect="1"/>
@@ -4210,7 +3683,7 @@
                     </pic:cNvPicPr>
                   </pic:nvPicPr>
                   <pic:blipFill>
-                    <a:blip r:embed="rId22" cstate="print"/>
+                    <a:blip r:embed="rId20" cstate="print"/>
                     <a:stretch>
                       <a:fillRect/>
                     </a:stretch>
@@ -4218,7 +3691,7 @@
                   <pic:spPr>
                     <a:xfrm>
                       <a:off x="0" y="0"/>
-                      <a:ext cx="3404484" cy="1166900"/>
+                      <a:ext cx="2787293" cy="955355"/>
                     </a:xfrm>
                     <a:prstGeom prst="rect">
                       <a:avLst/>
@@ -4565,132 +4038,6 @@
       <w:pPr>
         <w:pStyle w:val="af3"/>
       </w:pPr>
-      <w:r>
-        <w:rPr>
-          <w:rFonts w:hint="eastAsia"/>
-        </w:rPr>
-        <w:t>【答案】</w:t>
-      </w:r>
-    </w:p>
-    <w:p>
-      <w:pPr>
-        <w:pStyle w:val="af3"/>
-      </w:pPr>
-      <w:r>
-        <w:rPr>
-          <w:rFonts w:hint="eastAsia"/>
-        </w:rPr>
-        <w:t>（</w:t>
-      </w:r>
-      <w:r>
-        <w:rPr>
-          <w:rFonts w:hint="eastAsia"/>
-        </w:rPr>
-        <w:t>1</w:t>
-      </w:r>
-      <w:r>
-        <w:rPr>
-          <w:rFonts w:hint="eastAsia"/>
-        </w:rPr>
-        <w:t>）</w:t>
-      </w:r>
-      <w:r>
-        <w:rPr>
-          <w:rFonts w:hint="eastAsia"/>
-          <w:noProof/>
-        </w:rPr>
-        <w:drawing>
-          <wp:inline distT="0" distB="0" distL="0" distR="0" wp14:anchorId="49D54102" wp14:editId="212451FE">
-            <wp:extent cx="1622878" cy="1492301"/>
-            <wp:effectExtent l="0" t="0" r="0" b="0"/>
-            <wp:docPr id="5" name="图片24" descr="菁优网：http://www.jyeoo.com"/>
-            <wp:cNvGraphicFramePr>
-              <a:graphicFrameLocks xmlns:a="http://schemas.openxmlformats.org/drawingml/2006/main" noChangeAspect="1"/>
-            </wp:cNvGraphicFramePr>
-            <a:graphic xmlns:a="http://schemas.openxmlformats.org/drawingml/2006/main">
-              <a:graphicData uri="http://schemas.openxmlformats.org/drawingml/2006/picture">
-                <pic:pic xmlns:pic="http://schemas.openxmlformats.org/drawingml/2006/picture">
-                  <pic:nvPicPr>
-                    <pic:cNvPr id="5" name="图片24" descr="菁优网：http://www.jyeoo.com"/>
-                    <pic:cNvPicPr>
-                      <a:picLocks noChangeAspect="1"/>
-                    </pic:cNvPicPr>
-                  </pic:nvPicPr>
-                  <pic:blipFill>
-                    <a:blip r:embed="rId23" cstate="print"/>
-                    <a:stretch>
-                      <a:fillRect/>
-                    </a:stretch>
-                  </pic:blipFill>
-                  <pic:spPr>
-                    <a:xfrm>
-                      <a:off x="0" y="0"/>
-                      <a:ext cx="1640010" cy="1508054"/>
-                    </a:xfrm>
-                    <a:prstGeom prst="rect">
-                      <a:avLst/>
-                    </a:prstGeom>
-                  </pic:spPr>
-                </pic:pic>
-              </a:graphicData>
-            </a:graphic>
-          </wp:inline>
-        </w:drawing>
-      </w:r>
-      <w:r>
-        <w:rPr>
-          <w:rFonts w:hint="eastAsia"/>
-        </w:rPr>
-        <w:t>；（</w:t>
-      </w:r>
-      <w:r>
-        <w:rPr>
-          <w:rFonts w:hint="eastAsia"/>
-        </w:rPr>
-        <w:t>2</w:t>
-      </w:r>
-      <w:r>
-        <w:rPr>
-          <w:rFonts w:hint="eastAsia"/>
-        </w:rPr>
-        <w:t>）</w:t>
-      </w:r>
-      <w:r>
-        <w:rPr>
-          <w:rFonts w:hint="eastAsia"/>
-        </w:rPr>
-        <w:t>3.0</w:t>
-      </w:r>
-      <w:r>
-        <w:rPr>
-          <w:rFonts w:hint="eastAsia"/>
-        </w:rPr>
-        <w:t>；</w:t>
-      </w:r>
-      <w:r>
-        <w:rPr>
-          <w:rFonts w:hint="eastAsia"/>
-        </w:rPr>
-        <w:t>0</w:t>
-      </w:r>
-      <w:r>
-        <w:rPr>
-          <w:rFonts w:hint="eastAsia"/>
-        </w:rPr>
-        <w:t>；（</w:t>
-      </w:r>
-      <w:r>
-        <w:rPr>
-          <w:rFonts w:hint="eastAsia"/>
-        </w:rPr>
-        <w:t>3</w:t>
-      </w:r>
-      <w:r>
-        <w:rPr>
-          <w:rFonts w:hint="eastAsia"/>
-        </w:rPr>
-        <w:t>）下降；静止。</w:t>
-      </w:r>
     </w:p>
     <w:p>
       <w:pPr>
@@ -4875,9 +4222,17 @@
           <w:noProof/>
         </w:rPr>
         <w:drawing>
-          <wp:inline distT="0" distB="0" distL="0" distR="0" wp14:anchorId="4A39CC03" wp14:editId="7C3755F6">
+          <wp:anchor distT="0" distB="0" distL="114300" distR="114300" simplePos="0" relativeHeight="251660288" behindDoc="0" locked="0" layoutInCell="1" allowOverlap="1" wp14:anchorId="4A39CC03" wp14:editId="22522278">
+            <wp:simplePos x="0" y="0"/>
+            <wp:positionH relativeFrom="column">
+              <wp:posOffset>2907665</wp:posOffset>
+            </wp:positionH>
+            <wp:positionV relativeFrom="paragraph">
+              <wp:posOffset>44450</wp:posOffset>
+            </wp:positionV>
             <wp:extent cx="2348180" cy="947511"/>
             <wp:effectExtent l="0" t="0" r="0" b="5080"/>
+            <wp:wrapNone/>
             <wp:docPr id="72" name="图片24" descr="菁优网：http://www.jyeoo.com"/>
             <wp:cNvGraphicFramePr>
               <a:graphicFrameLocks xmlns:a="http://schemas.openxmlformats.org/drawingml/2006/main" noChangeAspect="1"/>
@@ -4892,7 +4247,13 @@
                     </pic:cNvPicPr>
                   </pic:nvPicPr>
                   <pic:blipFill>
-                    <a:blip r:embed="rId24" cstate="print"/>
+                    <a:blip r:embed="rId21" cstate="print">
+                      <a:extLst>
+                        <a:ext uri="{28A0092B-C50C-407E-A947-70E740481C1C}">
+                          <a14:useLocalDpi xmlns:a14="http://schemas.microsoft.com/office/drawing/2010/main" val="0"/>
+                        </a:ext>
+                      </a:extLst>
+                    </a:blip>
                     <a:stretch>
                       <a:fillRect/>
                     </a:stretch>
@@ -4900,7 +4261,7 @@
                   <pic:spPr>
                     <a:xfrm>
                       <a:off x="0" y="0"/>
-                      <a:ext cx="2361933" cy="953061"/>
+                      <a:ext cx="2348180" cy="947511"/>
                     </a:xfrm>
                     <a:prstGeom prst="rect">
                       <a:avLst/>
@@ -4909,7 +4270,13 @@
                 </pic:pic>
               </a:graphicData>
             </a:graphic>
-          </wp:inline>
+            <wp14:sizeRelH relativeFrom="page">
+              <wp14:pctWidth>0</wp14:pctWidth>
+            </wp14:sizeRelH>
+            <wp14:sizeRelV relativeFrom="page">
+              <wp14:pctHeight>0</wp14:pctHeight>
+            </wp14:sizeRelV>
+          </wp:anchor>
         </w:drawing>
       </w:r>
     </w:p>
@@ -4918,15 +4285,9 @@
         <w:pStyle w:val="123"/>
       </w:pPr>
       <w:r>
-        <w:rPr>
-          <w:rFonts w:eastAsia="新宋体" w:hint="eastAsia"/>
-        </w:rPr>
         <w:t>A</w:t>
       </w:r>
       <w:r>
-        <w:rPr>
-          <w:rFonts w:eastAsia="新宋体" w:hint="eastAsia"/>
-        </w:rPr>
         <w:t>．后视镜中的像是因为光的折射</w:t>
       </w:r>
       <w:r>
@@ -4938,15 +4299,9 @@
         <w:pStyle w:val="123"/>
       </w:pPr>
       <w:r>
-        <w:rPr>
-          <w:rFonts w:eastAsia="新宋体" w:hint="eastAsia"/>
-        </w:rPr>
         <w:t>B</w:t>
       </w:r>
       <w:r>
-        <w:rPr>
-          <w:rFonts w:eastAsia="新宋体" w:hint="eastAsia"/>
-        </w:rPr>
         <w:t>．后视镜可以扩大视野范围</w:t>
       </w:r>
       <w:r>
@@ -4958,15 +4313,9 @@
         <w:pStyle w:val="123"/>
       </w:pPr>
       <w:r>
-        <w:rPr>
-          <w:rFonts w:eastAsia="新宋体" w:hint="eastAsia"/>
-        </w:rPr>
         <w:t>C</w:t>
       </w:r>
       <w:r>
-        <w:rPr>
-          <w:rFonts w:eastAsia="新宋体" w:hint="eastAsia"/>
-        </w:rPr>
         <w:t>．越野车比轿车行驶的速度小</w:t>
       </w:r>
       <w:r>
@@ -4978,35 +4327,19 @@
         <w:pStyle w:val="123"/>
       </w:pPr>
       <w:r>
-        <w:rPr>
-          <w:rFonts w:eastAsia="新宋体" w:hint="eastAsia"/>
-        </w:rPr>
         <w:t>D</w:t>
       </w:r>
       <w:r>
-        <w:rPr>
-          <w:rFonts w:eastAsia="新宋体" w:hint="eastAsia"/>
-        </w:rPr>
         <w:t>．越野车相对于轿车是静止的</w:t>
       </w:r>
     </w:p>
     <w:p>
       <w:pPr>
         <w:pStyle w:val="af3"/>
-      </w:pPr>
-      <w:r>
-        <w:rPr>
-          <w:rFonts w:hint="eastAsia"/>
-        </w:rPr>
-        <w:lastRenderedPageBreak/>
-        <w:t>【答案】</w:t>
-      </w:r>
-      <w:r>
-        <w:rPr>
-          <w:rFonts w:hint="eastAsia"/>
-        </w:rPr>
-        <w:t>B</w:t>
-      </w:r>
+        <w:rPr>
+          <w:rFonts w:hint="eastAsia"/>
+        </w:rPr>
+      </w:pPr>
     </w:p>
     <w:p>
       <w:pPr>
@@ -5017,6 +4350,7 @@
         <w:rPr>
           <w:noProof/>
         </w:rPr>
+        <w:lastRenderedPageBreak/>
         <mc:AlternateContent>
           <mc:Choice Requires="wps">
             <w:drawing>
@@ -5226,21 +4560,7 @@
         <w:rPr>
           <w:rFonts w:hint="eastAsia"/>
         </w:rPr>
-        <w:t>个球面镜组成超大反射面，其外</w:t>
-      </w:r>
-      <w:proofErr w:type="gramStart"/>
-      <w:r>
-        <w:rPr>
-          <w:rFonts w:hint="eastAsia"/>
-        </w:rPr>
-        <w:t>形像</w:t>
-      </w:r>
-      <w:proofErr w:type="gramEnd"/>
-      <w:r>
-        <w:rPr>
-          <w:rFonts w:hint="eastAsia"/>
-        </w:rPr>
-        <w:t>一口巨大的锅，用于观测暗物质和暗能量，寻找新一代天体。“中国天眼”相当于一个巨大的</w:t>
+        <w:t>个球面镜组成超大反射面，其外形像一口巨大的锅，用于观测暗物质和暗能量，寻找新一代天体。“中国天眼”相当于一个巨大的</w:t>
       </w:r>
       <w:r>
         <w:rPr>
@@ -5296,14 +4616,12 @@
     </w:p>
     <w:p>
       <w:pPr>
-        <w:spacing w:line="360" w:lineRule="auto"/>
-        <w:ind w:leftChars="130" w:left="273"/>
-      </w:pPr>
-      <w:r>
-        <w:rPr>
-          <w:rFonts w:ascii="Times New Roman" w:eastAsia="新宋体" w:hAnsi="Times New Roman" w:hint="eastAsia"/>
+        <w:pStyle w:val="123"/>
+      </w:pPr>
+      <w:r>
+        <w:rPr>
+          <w:rFonts w:hint="eastAsia"/>
           <w:noProof/>
-          <w:szCs w:val="21"/>
         </w:rPr>
         <w:drawing>
           <wp:inline distT="0" distB="0" distL="0" distR="0" wp14:anchorId="105B57DA" wp14:editId="443E6D94">
@@ -5323,7 +4641,7 @@
                     </pic:cNvPicPr>
                   </pic:nvPicPr>
                   <pic:blipFill>
-                    <a:blip r:embed="rId25" cstate="print"/>
+                    <a:blip r:embed="rId22" cstate="print"/>
                     <a:stretch>
                       <a:fillRect/>
                     </a:stretch>
@@ -5347,13 +4665,10 @@
     <w:p>
       <w:pPr>
         <w:pStyle w:val="af3"/>
-      </w:pPr>
-      <w:r>
-        <w:rPr>
-          <w:rFonts w:hint="eastAsia"/>
-        </w:rPr>
-        <w:t>【答案】凹面镜；反射</w:t>
-      </w:r>
+        <w:rPr>
+          <w:rFonts w:hint="eastAsia"/>
+        </w:rPr>
+      </w:pPr>
     </w:p>
     <w:p>
       <w:pPr>
@@ -5587,21 +4902,7 @@
         <w:rPr>
           <w:rFonts w:hint="eastAsia"/>
         </w:rPr>
-        <w:t>）在图中</w:t>
-      </w:r>
-      <w:proofErr w:type="gramStart"/>
-      <w:r>
-        <w:rPr>
-          <w:rFonts w:hint="eastAsia"/>
-        </w:rPr>
-        <w:t>作出</w:t>
-      </w:r>
-      <w:proofErr w:type="gramEnd"/>
-      <w:r>
-        <w:rPr>
-          <w:rFonts w:hint="eastAsia"/>
-        </w:rPr>
-        <w:t>物体</w:t>
+        <w:t>）在图中作出物体</w:t>
       </w:r>
       <w:r>
         <w:t>AB</w:t>
@@ -5666,21 +4967,7 @@
         <w:rPr>
           <w:rFonts w:hint="eastAsia"/>
         </w:rPr>
-        <w:t>在平面镜中的像，请在图乙中画出平面镜的位置，并</w:t>
-      </w:r>
-      <w:proofErr w:type="gramStart"/>
-      <w:r>
-        <w:rPr>
-          <w:rFonts w:hint="eastAsia"/>
-        </w:rPr>
-        <w:t>作出</w:t>
-      </w:r>
-      <w:proofErr w:type="gramEnd"/>
-      <w:r>
-        <w:rPr>
-          <w:rFonts w:hint="eastAsia"/>
-        </w:rPr>
-        <w:t>小明通过平面镜看到</w:t>
+        <w:t>在平面镜中的像，请在图乙中画出平面镜的位置，并作出小明通过平面镜看到</w:t>
       </w:r>
       <w:r>
         <w:rPr>
@@ -5724,7 +5011,7 @@
                     </pic:cNvPicPr>
                   </pic:nvPicPr>
                   <pic:blipFill>
-                    <a:blip r:embed="rId26" cstate="print">
+                    <a:blip r:embed="rId23" cstate="print">
                       <a:extLst>
                         <a:ext uri="{28A0092B-C50C-407E-A947-70E740481C1C}">
                           <a14:useLocalDpi xmlns:a14="http://schemas.microsoft.com/office/drawing/2010/main" val="0"/>
@@ -5764,7 +5051,7 @@
           <w:noProof/>
         </w:rPr>
         <w:drawing>
-          <wp:inline distT="0" distB="0" distL="0" distR="0" wp14:anchorId="7B0F669F" wp14:editId="36D14369">
+          <wp:inline distT="0" distB="0" distL="0" distR="0" wp14:anchorId="7B0F669F" wp14:editId="6BB3CF16">
             <wp:extent cx="650240" cy="1079500"/>
             <wp:effectExtent l="0" t="0" r="0" b="0"/>
             <wp:docPr id="1899" name="图片 1899" descr="C:\Users\Administrator\Desktop\初中物理-2021秋季-八年级人教标准版讲义-画图【莫铮钰】\【2-48】初中物理-2021秋季-八年级人教标准版讲义-画图【莫铮钰】\【2-48】初中物理-2021秋季-八年级人教标准版讲义-画图【莫铮钰】-01.png"/>
@@ -5781,7 +5068,7 @@
                     </pic:cNvPicPr>
                   </pic:nvPicPr>
                   <pic:blipFill>
-                    <a:blip r:embed="rId27" cstate="print">
+                    <a:blip r:embed="rId24" cstate="print">
                       <a:extLst>
                         <a:ext uri="{28A0092B-C50C-407E-A947-70E740481C1C}">
                           <a14:useLocalDpi xmlns:a14="http://schemas.microsoft.com/office/drawing/2010/main" val="0"/>
@@ -5841,7 +5128,7 @@
                     </pic:cNvPicPr>
                   </pic:nvPicPr>
                   <pic:blipFill>
-                    <a:blip r:embed="rId28" cstate="print"/>
+                    <a:blip r:embed="rId25" cstate="print"/>
                     <a:stretch>
                       <a:fillRect/>
                     </a:stretch>
@@ -5876,169 +5163,6 @@
           <w:color w:val="C00000"/>
         </w:rPr>
       </w:pPr>
-      <w:r>
-        <w:rPr>
-          <w:color w:val="C00000"/>
-        </w:rPr>
-        <w:t>【答案】</w:t>
-      </w:r>
-      <w:r>
-        <w:rPr>
-          <w:noProof/>
-        </w:rPr>
-        <w:drawing>
-          <wp:inline distT="0" distB="0" distL="0" distR="0" wp14:anchorId="232A88AC" wp14:editId="31C9FF1C">
-            <wp:extent cx="908050" cy="887730"/>
-            <wp:effectExtent l="0" t="0" r="0" b="0"/>
-            <wp:docPr id="48" name="图片 48"/>
-            <wp:cNvGraphicFramePr>
-              <a:graphicFrameLocks xmlns:a="http://schemas.openxmlformats.org/drawingml/2006/main" noChangeAspect="1"/>
-            </wp:cNvGraphicFramePr>
-            <a:graphic xmlns:a="http://schemas.openxmlformats.org/drawingml/2006/main">
-              <a:graphicData uri="http://schemas.openxmlformats.org/drawingml/2006/picture">
-                <pic:pic xmlns:pic="http://schemas.openxmlformats.org/drawingml/2006/picture">
-                  <pic:nvPicPr>
-                    <pic:cNvPr id="48" name="图片 48"/>
-                    <pic:cNvPicPr>
-                      <a:picLocks noChangeAspect="1"/>
-                    </pic:cNvPicPr>
-                  </pic:nvPicPr>
-                  <pic:blipFill>
-                    <a:blip r:embed="rId29" cstate="print">
-                      <a:extLst>
-                        <a:ext uri="{28A0092B-C50C-407E-A947-70E740481C1C}">
-                          <a14:useLocalDpi xmlns:a14="http://schemas.microsoft.com/office/drawing/2010/main" val="0"/>
-                        </a:ext>
-                      </a:extLst>
-                    </a:blip>
-                    <a:stretch>
-                      <a:fillRect/>
-                    </a:stretch>
-                  </pic:blipFill>
-                  <pic:spPr>
-                    <a:xfrm>
-                      <a:off x="0" y="0"/>
-                      <a:ext cx="918203" cy="897722"/>
-                    </a:xfrm>
-                    <a:prstGeom prst="rect">
-                      <a:avLst/>
-                    </a:prstGeom>
-                  </pic:spPr>
-                </pic:pic>
-              </a:graphicData>
-            </a:graphic>
-          </wp:inline>
-        </w:drawing>
-      </w:r>
-      <w:r>
-        <w:rPr>
-          <w:rFonts w:hint="eastAsia"/>
-        </w:rPr>
-        <w:t xml:space="preserve">  </w:t>
-      </w:r>
-      <w:r>
-        <w:rPr>
-          <w:rFonts w:eastAsia="新宋体"/>
-          <w:noProof/>
-        </w:rPr>
-        <w:drawing>
-          <wp:inline distT="0" distB="0" distL="0" distR="0" wp14:anchorId="2D4C99BC" wp14:editId="6EB27C7D">
-            <wp:extent cx="955040" cy="1079500"/>
-            <wp:effectExtent l="0" t="0" r="0" b="0"/>
-            <wp:docPr id="1900" name="图片 1900" descr="C:\Users\Administrator\Desktop\初中物理-2021秋季-八年级人教标准版讲义-画图【莫铮钰】\【2-48】初中物理-2021秋季-八年级人教标准版讲义-画图【莫铮钰】\【2-48】初中物理-2021秋季-八年级人教标准版讲义-画图【莫铮钰】-02.png"/>
-            <wp:cNvGraphicFramePr>
-              <a:graphicFrameLocks xmlns:a="http://schemas.openxmlformats.org/drawingml/2006/main" noChangeAspect="1"/>
-            </wp:cNvGraphicFramePr>
-            <a:graphic xmlns:a="http://schemas.openxmlformats.org/drawingml/2006/main">
-              <a:graphicData uri="http://schemas.openxmlformats.org/drawingml/2006/picture">
-                <pic:pic xmlns:pic="http://schemas.openxmlformats.org/drawingml/2006/picture">
-                  <pic:nvPicPr>
-                    <pic:cNvPr id="1900" name="图片 1900" descr="C:\Users\Administrator\Desktop\初中物理-2021秋季-八年级人教标准版讲义-画图【莫铮钰】\【2-48】初中物理-2021秋季-八年级人教标准版讲义-画图【莫铮钰】\【2-48】初中物理-2021秋季-八年级人教标准版讲义-画图【莫铮钰】-02.png"/>
-                    <pic:cNvPicPr>
-                      <a:picLocks noChangeAspect="1" noChangeArrowheads="1"/>
-                    </pic:cNvPicPr>
-                  </pic:nvPicPr>
-                  <pic:blipFill>
-                    <a:blip r:embed="rId30" cstate="print">
-                      <a:extLst>
-                        <a:ext uri="{28A0092B-C50C-407E-A947-70E740481C1C}">
-                          <a14:useLocalDpi xmlns:a14="http://schemas.microsoft.com/office/drawing/2010/main" val="0"/>
-                        </a:ext>
-                      </a:extLst>
-                    </a:blip>
-                    <a:srcRect/>
-                    <a:stretch>
-                      <a:fillRect/>
-                    </a:stretch>
-                  </pic:blipFill>
-                  <pic:spPr>
-                    <a:xfrm>
-                      <a:off x="0" y="0"/>
-                      <a:ext cx="955214" cy="1080000"/>
-                    </a:xfrm>
-                    <a:prstGeom prst="rect">
-                      <a:avLst/>
-                    </a:prstGeom>
-                    <a:noFill/>
-                    <a:ln>
-                      <a:noFill/>
-                    </a:ln>
-                  </pic:spPr>
-                </pic:pic>
-              </a:graphicData>
-            </a:graphic>
-          </wp:inline>
-        </w:drawing>
-      </w:r>
-      <w:r>
-        <w:rPr>
-          <w:rFonts w:eastAsia="新宋体" w:hint="eastAsia"/>
-        </w:rPr>
-        <w:t xml:space="preserve">           </w:t>
-      </w:r>
-      <w:r>
-        <w:rPr>
-          <w:rFonts w:eastAsia="新宋体" w:hint="eastAsia"/>
-          <w:noProof/>
-        </w:rPr>
-        <w:drawing>
-          <wp:inline distT="0" distB="0" distL="0" distR="0" wp14:anchorId="505EB448" wp14:editId="5C370526">
-            <wp:extent cx="885825" cy="1181100"/>
-            <wp:effectExtent l="0" t="0" r="10160" b="6350"/>
-            <wp:docPr id="71" name="图片24" descr="菁优网：http://www.jyeoo.com"/>
-            <wp:cNvGraphicFramePr>
-              <a:graphicFrameLocks xmlns:a="http://schemas.openxmlformats.org/drawingml/2006/main" noChangeAspect="1"/>
-            </wp:cNvGraphicFramePr>
-            <a:graphic xmlns:a="http://schemas.openxmlformats.org/drawingml/2006/main">
-              <a:graphicData uri="http://schemas.openxmlformats.org/drawingml/2006/picture">
-                <pic:pic xmlns:pic="http://schemas.openxmlformats.org/drawingml/2006/picture">
-                  <pic:nvPicPr>
-                    <pic:cNvPr id="71" name="图片24" descr="菁优网：http://www.jyeoo.com"/>
-                    <pic:cNvPicPr>
-                      <a:picLocks noChangeAspect="1"/>
-                    </pic:cNvPicPr>
-                  </pic:nvPicPr>
-                  <pic:blipFill>
-                    <a:blip r:embed="rId31" cstate="print"/>
-                    <a:stretch>
-                      <a:fillRect/>
-                    </a:stretch>
-                  </pic:blipFill>
-                  <pic:spPr>
-                    <a:xfrm>
-                      <a:off x="0" y="0"/>
-                      <a:ext cx="885949" cy="1181265"/>
-                    </a:xfrm>
-                    <a:prstGeom prst="rect">
-                      <a:avLst/>
-                    </a:prstGeom>
-                  </pic:spPr>
-                </pic:pic>
-              </a:graphicData>
-            </a:graphic>
-          </wp:inline>
-        </w:drawing>
-      </w:r>
     </w:p>
     <w:bookmarkEnd w:id="0"/>
     <w:p>
@@ -6054,6 +5178,31 @@
     <w:p>
       <w:pPr>
         <w:spacing w:line="288" w:lineRule="auto"/>
+      </w:pPr>
+    </w:p>
+    <w:p>
+      <w:pPr>
+        <w:spacing w:line="288" w:lineRule="auto"/>
+      </w:pPr>
+    </w:p>
+    <w:p>
+      <w:pPr>
+        <w:spacing w:line="288" w:lineRule="auto"/>
+      </w:pPr>
+    </w:p>
+    <w:p>
+      <w:pPr>
+        <w:spacing w:line="288" w:lineRule="auto"/>
+      </w:pPr>
+    </w:p>
+    <w:p>
+      <w:pPr>
+        <w:spacing w:line="288" w:lineRule="auto"/>
+      </w:pPr>
+    </w:p>
+    <w:p>
+      <w:pPr>
+        <w:spacing w:line="288" w:lineRule="auto"/>
         <w:rPr>
           <w:rFonts w:hint="eastAsia"/>
         </w:rPr>
@@ -6063,9 +5212,6 @@
       <w:pPr>
         <w:pStyle w:val="af0"/>
         <w:ind w:left="672" w:hanging="672"/>
-        <w:rPr>
-          <w:rFonts w:hint="eastAsia"/>
-        </w:rPr>
       </w:pPr>
     </w:p>
     <w:p>
@@ -6513,21 +5659,7 @@
         <w:rPr>
           <w:rFonts w:hint="eastAsia"/>
         </w:rPr>
-        <w:t>的像，</w:t>
-      </w:r>
-      <w:proofErr w:type="gramStart"/>
-      <w:r>
-        <w:rPr>
-          <w:rFonts w:hint="eastAsia"/>
-        </w:rPr>
-        <w:t>小滨只</w:t>
-      </w:r>
-      <w:proofErr w:type="gramEnd"/>
-      <w:r>
-        <w:rPr>
-          <w:rFonts w:hint="eastAsia"/>
-        </w:rPr>
-        <w:t>将玻璃板向左平移，则蜡烛</w:t>
+        <w:t>的像，小滨只将玻璃板向左平移，则蜡烛</w:t>
       </w:r>
       <w:r>
         <w:rPr>
@@ -6699,49 +5831,7 @@
         <w:rPr>
           <w:rFonts w:hint="eastAsia"/>
         </w:rPr>
-        <w:t>）探究“像和</w:t>
-      </w:r>
-      <w:proofErr w:type="gramStart"/>
-      <w:r>
-        <w:rPr>
-          <w:rFonts w:hint="eastAsia"/>
-        </w:rPr>
-        <w:t>物的</w:t>
-      </w:r>
-      <w:proofErr w:type="gramEnd"/>
-      <w:r>
-        <w:rPr>
-          <w:rFonts w:hint="eastAsia"/>
-        </w:rPr>
-        <w:t>大小关系”后，紧接着小</w:t>
-      </w:r>
-      <w:proofErr w:type="gramStart"/>
-      <w:r>
-        <w:rPr>
-          <w:rFonts w:hint="eastAsia"/>
-        </w:rPr>
-        <w:t>萍继续</w:t>
-      </w:r>
-      <w:proofErr w:type="gramEnd"/>
-      <w:r>
-        <w:rPr>
-          <w:rFonts w:hint="eastAsia"/>
-        </w:rPr>
-        <w:t>探究距离的关系，如下表所示，是小</w:t>
-      </w:r>
-      <w:proofErr w:type="gramStart"/>
-      <w:r>
-        <w:rPr>
-          <w:rFonts w:hint="eastAsia"/>
-        </w:rPr>
-        <w:t>萍记录</w:t>
-      </w:r>
-      <w:proofErr w:type="gramEnd"/>
-      <w:r>
-        <w:rPr>
-          <w:rFonts w:hint="eastAsia"/>
-        </w:rPr>
-        <w:t>的一组实验数据，根据数据，小萍得出“像到平面镜的距离等于物体到平面镜的距离”的结论，你认为这样得出的结论</w:t>
+        <w:t>）探究“像和物的大小关系”后，紧接着小萍继续探究距离的关系，如下表所示，是小萍记录的一组实验数据，根据数据，小萍得出“像到平面镜的距离等于物体到平面镜的距离”的结论，你认为这样得出的结论</w:t>
       </w:r>
       <w:r>
         <w:rPr>
@@ -6992,7 +6082,7 @@
                     </pic:cNvPicPr>
                   </pic:nvPicPr>
                   <pic:blipFill>
-                    <a:blip r:embed="rId32" cstate="print"/>
+                    <a:blip r:embed="rId26" cstate="print"/>
                     <a:stretch>
                       <a:fillRect/>
                     </a:stretch>
@@ -7033,49 +6123,7 @@
         <w:rPr>
           <w:rFonts w:hint="eastAsia"/>
         </w:rPr>
-        <w:t>）得出全部实验结论后，小</w:t>
-      </w:r>
-      <w:proofErr w:type="gramStart"/>
-      <w:r>
-        <w:rPr>
-          <w:rFonts w:hint="eastAsia"/>
-        </w:rPr>
-        <w:t>萍思考</w:t>
-      </w:r>
-      <w:proofErr w:type="gramEnd"/>
-      <w:r>
-        <w:rPr>
-          <w:rFonts w:hint="eastAsia"/>
-        </w:rPr>
-        <w:t>一个问题，如果家里的宠物狗</w:t>
-      </w:r>
-      <w:proofErr w:type="gramStart"/>
-      <w:r>
-        <w:rPr>
-          <w:rFonts w:hint="eastAsia"/>
-        </w:rPr>
-        <w:t>狗</w:t>
-      </w:r>
-      <w:proofErr w:type="gramEnd"/>
-      <w:r>
-        <w:rPr>
-          <w:rFonts w:hint="eastAsia"/>
-        </w:rPr>
-        <w:t>正前方竖立着一面镜子，假设狗</w:t>
-      </w:r>
-      <w:proofErr w:type="gramStart"/>
-      <w:r>
-        <w:rPr>
-          <w:rFonts w:hint="eastAsia"/>
-        </w:rPr>
-        <w:t>狗</w:t>
-      </w:r>
-      <w:proofErr w:type="gramEnd"/>
-      <w:r>
-        <w:rPr>
-          <w:rFonts w:hint="eastAsia"/>
-        </w:rPr>
-        <w:t>不动，把平面镜沿</w:t>
+        <w:t>）得出全部实验结论后，小萍思考一个问题，如果家里的宠物狗狗正前方竖立着一面镜子，假设狗狗不动，把平面镜沿</w:t>
       </w:r>
       <w:r>
         <w:rPr>
@@ -7087,21 +6135,13 @@
         <w:rPr>
           <w:rFonts w:hint="eastAsia"/>
         </w:rPr>
-        <w:t>截成两半，并分别向上和向下平移一段距离（两块镜面仍然与原镜面在同一平面内），则狗</w:t>
-      </w:r>
-      <w:proofErr w:type="gramStart"/>
-      <w:r>
-        <w:rPr>
-          <w:rFonts w:hint="eastAsia"/>
-        </w:rPr>
-        <w:t>狗</w:t>
-      </w:r>
-      <w:proofErr w:type="gramEnd"/>
-      <w:r>
-        <w:rPr>
-          <w:rFonts w:hint="eastAsia"/>
-        </w:rPr>
-        <w:t>通过上、下两面镜子</w:t>
+        <w:t>截成两半，并分别向上和向下平移一段距离（两块镜面仍然与原镜面在同一平面内），则狗狗通过上、下两面镜子</w:t>
+      </w:r>
+      <w:r>
+        <w:rPr>
+          <w:rFonts w:hint="eastAsia"/>
+        </w:rPr>
+        <w:t>______________</w:t>
       </w:r>
       <w:r>
         <w:rPr>
@@ -7112,9 +6152,8 @@
       <w:r>
         <w:rPr>
           <w:rFonts w:hint="eastAsia"/>
-          <w:u w:val="single"/>
-        </w:rPr>
-        <w:t xml:space="preserve">　都能成完整的像　</w:t>
+        </w:rPr>
+        <w:t>（选填“各成半个像”或“都能成完整的像”），所成像在</w:t>
       </w:r>
       <w:r>
         <w:rPr>
@@ -7125,8 +6164,23 @@
       <w:r>
         <w:rPr>
           <w:rFonts w:hint="eastAsia"/>
-        </w:rPr>
-        <w:t>（选填“各成半个像”或“都能成完整的像”），所成像在</w:t>
+          <w:u w:val="single"/>
+        </w:rPr>
+        <w:t xml:space="preserve">　</w:t>
+      </w:r>
+      <w:r>
+        <w:rPr>
+          <w:rFonts w:hint="eastAsia"/>
+          <w:u w:val="single"/>
+        </w:rPr>
+        <w:t xml:space="preserve">  </w:t>
+      </w:r>
+      <w:r>
+        <w:rPr>
+          <w:rFonts w:hint="eastAsia"/>
+          <w:u w:val="single"/>
+        </w:rPr>
+        <w:t xml:space="preserve">　</w:t>
       </w:r>
       <w:r>
         <w:rPr>
@@ -7137,19 +6191,6 @@
       <w:r>
         <w:rPr>
           <w:rFonts w:hint="eastAsia"/>
-          <w:u w:val="single"/>
-        </w:rPr>
-        <w:t xml:space="preserve">　相同　</w:t>
-      </w:r>
-      <w:r>
-        <w:rPr>
-          <w:rFonts w:hint="eastAsia"/>
-        </w:rPr>
-        <w:t xml:space="preserve"> </w:t>
-      </w:r>
-      <w:r>
-        <w:rPr>
-          <w:rFonts w:hint="eastAsia"/>
         </w:rPr>
         <w:t>（选填“相同”或“不同”）位置。</w:t>
       </w:r>
@@ -7158,102 +6199,10 @@
       <w:pPr>
         <w:pStyle w:val="af3"/>
         <w:rPr>
-          <w:rFonts w:eastAsia="新宋体"/>
-        </w:rPr>
-      </w:pPr>
-      <w:r>
-        <w:rPr>
-          <w:rFonts w:hint="eastAsia"/>
-        </w:rPr>
-        <w:t>【答案】（</w:t>
-      </w:r>
-      <w:r>
-        <w:rPr>
-          <w:rFonts w:hint="eastAsia"/>
-        </w:rPr>
-        <w:t>1</w:t>
-      </w:r>
-      <w:r>
-        <w:rPr>
-          <w:rFonts w:hint="eastAsia"/>
-        </w:rPr>
-        <w:t>）观察像并确定像的位置；（</w:t>
-      </w:r>
-      <w:r>
-        <w:rPr>
-          <w:rFonts w:hint="eastAsia"/>
-        </w:rPr>
-        <w:t>2</w:t>
-      </w:r>
-      <w:r>
-        <w:rPr>
-          <w:rFonts w:hint="eastAsia"/>
-        </w:rPr>
-        <w:t>）相同；不点燃；（</w:t>
-      </w:r>
-      <w:r>
-        <w:rPr>
-          <w:rFonts w:hint="eastAsia"/>
-        </w:rPr>
-        <w:t>3</w:t>
-      </w:r>
-      <w:r>
-        <w:rPr>
-          <w:rFonts w:hint="eastAsia"/>
-        </w:rPr>
-        <w:t>）不变；（</w:t>
-      </w:r>
-      <w:r>
-        <w:rPr>
-          <w:rFonts w:hint="eastAsia"/>
-        </w:rPr>
-        <w:t>4</w:t>
-      </w:r>
-      <w:r>
-        <w:rPr>
-          <w:rFonts w:hint="eastAsia"/>
-        </w:rPr>
-        <w:t>）不变；（</w:t>
-      </w:r>
-      <w:r>
-        <w:rPr>
-          <w:rFonts w:hint="eastAsia"/>
-        </w:rPr>
-        <w:t>5</w:t>
-      </w:r>
-      <w:r>
-        <w:rPr>
-          <w:rFonts w:hint="eastAsia"/>
-        </w:rPr>
-        <w:t>）玻璃板没有垂直于水平桌面；（</w:t>
-      </w:r>
-      <w:r>
-        <w:rPr>
-          <w:rFonts w:hint="eastAsia"/>
-        </w:rPr>
-        <w:t>6</w:t>
-      </w:r>
-      <w:r>
-        <w:rPr>
-          <w:rFonts w:hint="eastAsia"/>
-        </w:rPr>
-        <w:t>）不可靠；实验次数太少，结论可能具有偶然性；（</w:t>
-      </w:r>
-      <w:r>
-        <w:rPr>
-          <w:rFonts w:hint="eastAsia"/>
-        </w:rPr>
-        <w:t>7</w:t>
-      </w:r>
-      <w:r>
-        <w:rPr>
-          <w:rFonts w:hint="eastAsia"/>
-        </w:rPr>
-        <w:t>）都能成完整的像；相同。</w:t>
-      </w:r>
-      <w:bookmarkStart w:id="1" w:name="_Hlk11680454"/>
-    </w:p>
-    <w:bookmarkEnd w:id="1"/>
+          <w:rFonts w:hint="eastAsia"/>
+        </w:rPr>
+      </w:pPr>
+    </w:p>
     <w:p>
       <w:pPr>
         <w:spacing w:line="288" w:lineRule="auto"/>
@@ -7957,7 +6906,7 @@
                     </pic:cNvPicPr>
                   </pic:nvPicPr>
                   <pic:blipFill>
-                    <a:blip r:embed="rId33" cstate="print"/>
+                    <a:blip r:embed="rId27" cstate="print"/>
                     <a:stretch>
                       <a:fillRect/>
                     </a:stretch>
@@ -7981,104 +6930,10 @@
     <w:p>
       <w:pPr>
         <w:pStyle w:val="af3"/>
-      </w:pPr>
-      <w:r>
-        <w:rPr>
-          <w:rFonts w:hint="eastAsia"/>
-        </w:rPr>
-        <w:t>【答案】（</w:t>
-      </w:r>
-      <w:r>
-        <w:rPr>
-          <w:rFonts w:hint="eastAsia"/>
-        </w:rPr>
-        <w:t>1</w:t>
-      </w:r>
-      <w:r>
-        <w:rPr>
-          <w:rFonts w:hint="eastAsia"/>
-        </w:rPr>
-        <w:t>）自己的虚像；（</w:t>
-      </w:r>
-      <w:r>
-        <w:rPr>
-          <w:rFonts w:hint="eastAsia"/>
-        </w:rPr>
-        <w:t>3</w:t>
-      </w:r>
-      <w:r>
-        <w:rPr>
-          <w:rFonts w:hint="eastAsia"/>
-        </w:rPr>
-        <w:t>）刻度尺；（</w:t>
-      </w:r>
-      <w:r>
-        <w:rPr>
-          <w:rFonts w:hint="eastAsia"/>
-        </w:rPr>
-        <w:t>4</w:t>
-      </w:r>
-      <w:r>
-        <w:rPr>
-          <w:rFonts w:hint="eastAsia"/>
-        </w:rPr>
-        <w:t>）平面镜成像时，像到镜面的距离与物体到镜面的距离相等；（</w:t>
-      </w:r>
-      <w:r>
-        <w:rPr>
-          <w:rFonts w:hint="eastAsia"/>
-        </w:rPr>
-        <w:t>5</w:t>
-      </w:r>
-      <w:r>
-        <w:rPr>
-          <w:rFonts w:hint="eastAsia"/>
-        </w:rPr>
-        <w:t>）</w:t>
-      </w:r>
-      <w:r>
-        <w:rPr>
-          <w:rFonts w:hint="eastAsia"/>
-          <w:noProof/>
-        </w:rPr>
-        <w:drawing>
-          <wp:inline distT="0" distB="0" distL="0" distR="0" wp14:anchorId="44B67057" wp14:editId="2600983E">
-            <wp:extent cx="942975" cy="1009650"/>
-            <wp:effectExtent l="0" t="0" r="6985" b="5080"/>
-            <wp:docPr id="25" name="图片24" descr="菁优网：http://www.jyeoo.com"/>
-            <wp:cNvGraphicFramePr>
-              <a:graphicFrameLocks xmlns:a="http://schemas.openxmlformats.org/drawingml/2006/main" noChangeAspect="1"/>
-            </wp:cNvGraphicFramePr>
-            <a:graphic xmlns:a="http://schemas.openxmlformats.org/drawingml/2006/main">
-              <a:graphicData uri="http://schemas.openxmlformats.org/drawingml/2006/picture">
-                <pic:pic xmlns:pic="http://schemas.openxmlformats.org/drawingml/2006/picture">
-                  <pic:nvPicPr>
-                    <pic:cNvPr id="25" name="图片24" descr="菁优网：http://www.jyeoo.com"/>
-                    <pic:cNvPicPr>
-                      <a:picLocks noChangeAspect="1"/>
-                    </pic:cNvPicPr>
-                  </pic:nvPicPr>
-                  <pic:blipFill>
-                    <a:blip r:embed="rId34" cstate="print"/>
-                    <a:stretch>
-                      <a:fillRect/>
-                    </a:stretch>
-                  </pic:blipFill>
-                  <pic:spPr>
-                    <a:xfrm>
-                      <a:off x="0" y="0"/>
-                      <a:ext cx="943107" cy="1009791"/>
-                    </a:xfrm>
-                    <a:prstGeom prst="rect">
-                      <a:avLst/>
-                    </a:prstGeom>
-                  </pic:spPr>
-                </pic:pic>
-              </a:graphicData>
-            </a:graphic>
-          </wp:inline>
-        </w:drawing>
-      </w:r>
+        <w:rPr>
+          <w:rFonts w:hint="eastAsia"/>
+        </w:rPr>
+      </w:pPr>
     </w:p>
     <w:p>
       <w:pPr>
@@ -8087,10 +6942,10 @@
       </w:pPr>
     </w:p>
     <w:sectPr>
-      <w:headerReference w:type="even" r:id="rId35"/>
-      <w:headerReference w:type="default" r:id="rId36"/>
-      <w:footerReference w:type="even" r:id="rId37"/>
-      <w:footerReference w:type="default" r:id="rId38"/>
+      <w:headerReference w:type="even" r:id="rId28"/>
+      <w:headerReference w:type="default" r:id="rId29"/>
+      <w:footerReference w:type="even" r:id="rId30"/>
+      <w:footerReference w:type="default" r:id="rId31"/>
       <w:pgSz w:w="10319" w:h="14515"/>
       <w:pgMar w:top="1134" w:right="1021" w:bottom="851" w:left="1021" w:header="737" w:footer="567" w:gutter="0"/>
       <w:pgNumType w:start="1"/>
